--- a/report.docx
+++ b/report.docx
@@ -12,6 +12,7 @@
           <w:szCs w:val="32"/>
         </w:rPr>
       </w:pPr>
+      <w:proofErr w:type="gramStart"/>
       <w:r>
         <w:rPr>
           <w:rFonts w:hint="eastAsia"/>
@@ -20,7 +21,18 @@
           <w:sz w:val="28"/>
           <w:szCs w:val="32"/>
         </w:rPr>
-        <w:t>Renderer::Render</w:t>
+        <w:t>Renderer::</w:t>
+      </w:r>
+      <w:proofErr w:type="gramEnd"/>
+      <w:r>
+        <w:rPr>
+          <w:rFonts w:hint="eastAsia"/>
+          <w:b/>
+          <w:bCs/>
+          <w:sz w:val="28"/>
+          <w:szCs w:val="32"/>
+        </w:rPr>
+        <w:t>Render</w:t>
       </w:r>
     </w:p>
     <w:p>
@@ -74,19 +86,19 @@
         <w:rPr>
           <w:rFonts w:hint="eastAsia"/>
         </w:rPr>
-        <w:t>：遍历屏幕上的每一个像素，将二维像素坐标转换为相机空间中的三维方向向量。计算中考虑了图像的宽高比以及相机的视场角，实现了正确的透视投影映射。同时保证了射线朝向屏幕内部（</w:t>
-      </w:r>
-      <w:r>
-        <w:rPr>
-          <w:rFonts w:hint="eastAsia"/>
-        </w:rPr>
-        <w:t>Z</w:t>
-      </w:r>
-      <w:r>
-        <w:rPr>
-          <w:rFonts w:hint="eastAsia"/>
-        </w:rPr>
-        <w:t>方向）且法线归一化，解决了图像未成功渲染和左右镜像颠倒的问题。</w:t>
+        <w:t>：遍历屏幕上的每一个像素，将二维像素坐标转换为相机空间中的三维方向向量。</w:t>
+      </w:r>
+      <w:r>
+        <w:rPr>
+          <w:rFonts w:hint="eastAsia"/>
+        </w:rPr>
+        <w:t>将每个像素的中心坐标映射到[-1, 1]，且y轴上下颠倒，然后再乘以</w:t>
+      </w:r>
+      <w:r>
+        <w:rPr>
+          <w:rFonts w:hint="eastAsia"/>
+        </w:rPr>
+        <w:t xml:space="preserve"> FOV</w:t>
       </w:r>
     </w:p>
     <w:p>
@@ -95,17 +107,45 @@
           <w:rFonts w:hint="eastAsia"/>
         </w:rPr>
       </w:pPr>
+      <w:r>
+        <w:rPr>
+          <w:rFonts w:hint="eastAsia"/>
+        </w:rPr>
+        <w:t>，x</w:t>
+      </w:r>
+      <w:proofErr w:type="gramStart"/>
+      <w:r>
+        <w:rPr>
+          <w:rFonts w:hint="eastAsia"/>
+        </w:rPr>
+        <w:t>轴再额外</w:t>
+      </w:r>
+      <w:proofErr w:type="gramEnd"/>
+      <w:r>
+        <w:rPr>
+          <w:rFonts w:hint="eastAsia"/>
+        </w:rPr>
+        <w:t>乘以宽高比。</w:t>
+      </w:r>
     </w:p>
     <w:p>
       <w:pPr>
         <w:rPr>
           <w:rFonts w:hint="eastAsia"/>
+        </w:rPr>
+      </w:pPr>
+    </w:p>
+    <w:p>
+      <w:pPr>
+        <w:rPr>
+          <w:rFonts w:hint="eastAsia"/>
           <w:b/>
           <w:bCs/>
           <w:sz w:val="28"/>
           <w:szCs w:val="32"/>
         </w:rPr>
       </w:pPr>
+      <w:proofErr w:type="gramStart"/>
       <w:r>
         <w:rPr>
           <w:rFonts w:hint="eastAsia"/>
@@ -114,8 +154,21 @@
           <w:sz w:val="28"/>
           <w:szCs w:val="32"/>
         </w:rPr>
-        <w:t>Triangle::getIntersection</w:t>
-      </w:r>
+        <w:t>Triangle::</w:t>
+      </w:r>
+      <w:proofErr w:type="spellStart"/>
+      <w:proofErr w:type="gramEnd"/>
+      <w:r>
+        <w:rPr>
+          <w:rFonts w:hint="eastAsia"/>
+          <w:b/>
+          <w:bCs/>
+          <w:sz w:val="28"/>
+          <w:szCs w:val="32"/>
+        </w:rPr>
+        <w:t>getIntersection</w:t>
+      </w:r>
+      <w:proofErr w:type="spellEnd"/>
     </w:p>
     <w:p>
       <w:pPr>
@@ -168,19 +221,21 @@
         <w:rPr>
           <w:rFonts w:hint="eastAsia"/>
         </w:rPr>
-        <w:t>：调用了现有的 rayTriangleIntersect 函数</w:t>
-      </w:r>
-      <w:r>
-        <w:rPr>
-          <w:rFonts w:hint="eastAsia"/>
-        </w:rPr>
-        <w:t>，</w:t>
-      </w:r>
-      <w:r>
-        <w:rPr>
-          <w:rFonts w:hint="eastAsia"/>
-        </w:rPr>
-        <w:t>基于 Möller-Trumbore 算法检测射线是否击中了该三角形。如果命中且距离 t &gt; 0，将交点的空间坐标、法向量、距离以及材质等上下文信息打包成 Intersection 结构体返回，供后续着色计算使用。</w:t>
+        <w:t xml:space="preserve">：调用了现有的 </w:t>
+      </w:r>
+      <w:proofErr w:type="spellStart"/>
+      <w:r>
+        <w:rPr>
+          <w:rFonts w:hint="eastAsia"/>
+        </w:rPr>
+        <w:t>rayTriangleIntersect</w:t>
+      </w:r>
+      <w:proofErr w:type="spellEnd"/>
+      <w:r>
+        <w:rPr>
+          <w:rFonts w:hint="eastAsia"/>
+        </w:rPr>
+        <w:t xml:space="preserve"> 函数检测射线是否击中了该三角形。如果命中且距离 t &gt; 0，将交点的空间坐标、法向量、距离以及材质等上下文信息打包成 Intersection 结构体返回，供后续着色计算使用。</w:t>
       </w:r>
     </w:p>
     <w:p>
@@ -208,8 +263,32 @@
           <w:sz w:val="28"/>
           <w:szCs w:val="32"/>
         </w:rPr>
-        <w:t>Bounds3::IntersectP</w:t>
-      </w:r>
+        <w:t>Bounds</w:t>
+      </w:r>
+      <w:proofErr w:type="gramStart"/>
+      <w:r>
+        <w:rPr>
+          <w:rFonts w:hint="eastAsia"/>
+          <w:b/>
+          <w:bCs/>
+          <w:sz w:val="28"/>
+          <w:szCs w:val="32"/>
+        </w:rPr>
+        <w:t>3::</w:t>
+      </w:r>
+      <w:proofErr w:type="spellStart"/>
+      <w:proofErr w:type="gramEnd"/>
+      <w:r>
+        <w:rPr>
+          <w:rFonts w:hint="eastAsia"/>
+          <w:b/>
+          <w:bCs/>
+          <w:sz w:val="28"/>
+          <w:szCs w:val="32"/>
+        </w:rPr>
+        <w:t>IntersectP</w:t>
+      </w:r>
+      <w:proofErr w:type="spellEnd"/>
     </w:p>
     <w:p>
       <w:pPr>
@@ -262,8 +341,9 @@
         <w:rPr>
           <w:rFonts w:hint="eastAsia"/>
         </w:rPr>
-        <w:t xml:space="preserve">：运用了空间截面法。利用提前计算好的射线方向倒数，在不使用昂贵除法的情况下，分别求出射线进出包围盒三个轴向对立面的时间 </w:t>
-      </w:r>
+        <w:t xml:space="preserve">：利用提前计算好的射线方向倒数，在不使用昂贵除法的情况下，分别求出射线进出包围盒三个轴向对立面的时间 </w:t>
+      </w:r>
+      <w:proofErr w:type="spellStart"/>
       <w:r>
         <w:rPr>
           <w:rFonts w:hint="eastAsia"/>
@@ -277,12 +357,14 @@
         </w:rPr>
         <w:t>min</w:t>
       </w:r>
+      <w:proofErr w:type="spellEnd"/>
       <w:r>
         <w:rPr>
           <w:rFonts w:hint="eastAsia"/>
         </w:rPr>
         <w:t xml:space="preserve"> 和 </w:t>
       </w:r>
+      <w:proofErr w:type="spellStart"/>
       <w:r>
         <w:rPr>
           <w:rFonts w:hint="eastAsia"/>
@@ -296,11 +378,74 @@
         </w:rPr>
         <w:t>max</w:t>
       </w:r>
-      <w:r>
-        <w:rPr>
-          <w:rFonts w:hint="eastAsia"/>
-        </w:rPr>
-        <w:t>。最终通过判断进入时间是否小于等于离开时间，并且离开时间且大于零来确认是否发生穿透。</w:t>
+      <w:proofErr w:type="spellEnd"/>
+      <w:r>
+        <w:rPr>
+          <w:rFonts w:hint="eastAsia"/>
+        </w:rPr>
+        <w:t>，然后对</w:t>
+      </w:r>
+      <w:proofErr w:type="spellStart"/>
+      <w:r>
+        <w:rPr>
+          <w:rFonts w:hint="eastAsia"/>
+        </w:rPr>
+        <w:t>t</w:t>
+      </w:r>
+      <w:r>
+        <w:rPr>
+          <w:rFonts w:hint="eastAsia"/>
+          <w:vertAlign w:val="subscript"/>
+        </w:rPr>
+        <w:t>min</w:t>
+      </w:r>
+      <w:proofErr w:type="spellEnd"/>
+      <w:r>
+        <w:rPr>
+          <w:rFonts w:hint="eastAsia"/>
+        </w:rPr>
+        <w:t>取最大值为进入时间，然后对</w:t>
+      </w:r>
+      <w:proofErr w:type="spellStart"/>
+      <w:r>
+        <w:rPr>
+          <w:rFonts w:hint="eastAsia"/>
+        </w:rPr>
+        <w:t>t</w:t>
+      </w:r>
+      <w:r>
+        <w:rPr>
+          <w:rFonts w:hint="eastAsia"/>
+          <w:vertAlign w:val="subscript"/>
+        </w:rPr>
+        <w:t>max</w:t>
+      </w:r>
+      <w:proofErr w:type="spellEnd"/>
+      <w:r>
+        <w:rPr>
+          <w:rFonts w:hint="eastAsia"/>
+        </w:rPr>
+        <w:t>取最小值</w:t>
+      </w:r>
+      <w:proofErr w:type="gramStart"/>
+      <w:r>
+        <w:rPr>
+          <w:rFonts w:hint="eastAsia"/>
+        </w:rPr>
+        <w:t>为离开</w:t>
+      </w:r>
+      <w:proofErr w:type="gramEnd"/>
+      <w:r>
+        <w:rPr>
+          <w:rFonts w:hint="eastAsia"/>
+        </w:rPr>
+        <w:t>时间。</w:t>
+      </w:r>
+      <w:r>
+        <w:rPr>
+          <w:rFonts w:hint="eastAsia"/>
+        </w:rPr>
+        <w:t>最终通过判断进入时间是否小于等于离开时间，并且离开时间且大于零来确认是否发生穿透。</w:t>
       </w:r>
     </w:p>
     <w:p>
@@ -320,6 +465,8 @@
           <w:szCs w:val="32"/>
         </w:rPr>
       </w:pPr>
+      <w:proofErr w:type="spellStart"/>
+      <w:proofErr w:type="gramStart"/>
       <w:r>
         <w:rPr>
           <w:rFonts w:hint="eastAsia"/>
@@ -328,8 +475,32 @@
           <w:sz w:val="28"/>
           <w:szCs w:val="32"/>
         </w:rPr>
-        <w:t>BVHAccel::getIntersection</w:t>
-      </w:r>
+        <w:t>BVHAccel</w:t>
+      </w:r>
+      <w:proofErr w:type="spellEnd"/>
+      <w:r>
+        <w:rPr>
+          <w:rFonts w:hint="eastAsia"/>
+          <w:b/>
+          <w:bCs/>
+          <w:sz w:val="28"/>
+          <w:szCs w:val="32"/>
+        </w:rPr>
+        <w:t>::</w:t>
+      </w:r>
+      <w:proofErr w:type="spellStart"/>
+      <w:proofErr w:type="gramEnd"/>
+      <w:r>
+        <w:rPr>
+          <w:rFonts w:hint="eastAsia"/>
+          <w:b/>
+          <w:bCs/>
+          <w:sz w:val="28"/>
+          <w:szCs w:val="32"/>
+        </w:rPr>
+        <w:t>getIntersection</w:t>
+      </w:r>
+      <w:proofErr w:type="spellEnd"/>
     </w:p>
     <w:p>
       <w:pPr>
@@ -355,7 +526,21 @@
         <w:rPr>
           <w:rFonts w:hint="eastAsia"/>
         </w:rPr>
-        <w:t>：通过遍历 BVH加速光线求交测试。</w:t>
+        <w:t>：通过遍历 BVH加速</w:t>
+      </w:r>
+      <w:proofErr w:type="gramStart"/>
+      <w:r>
+        <w:rPr>
+          <w:rFonts w:hint="eastAsia"/>
+        </w:rPr>
+        <w:t>光线求交测试</w:t>
+      </w:r>
+      <w:proofErr w:type="gramEnd"/>
+      <w:r>
+        <w:rPr>
+          <w:rFonts w:hint="eastAsia"/>
+        </w:rPr>
+        <w:t>。</w:t>
       </w:r>
     </w:p>
     <w:p>
@@ -382,7 +567,33 @@
         <w:rPr>
           <w:rFonts w:hint="eastAsia"/>
         </w:rPr>
-        <w:t>：使用了空间数据结构的递归查询。首先调用 Bounds3::IntersectP 进行包围盒剔除，如果不与当前节点包围盒相交则直接跳过该分支。如果相交且为叶子节点，则直接计算与物体的实际相交；若为内部节点，则递归地在左右两棵子树中继续寻找，并返回其中距离射线起点更近的那个相交点。这极大地降低了网格求交的时间复杂度。</w:t>
+        <w:t>：使用了空间数据结构的递归查询。首先调用 Bounds3::</w:t>
+      </w:r>
+      <w:proofErr w:type="spellStart"/>
+      <w:r>
+        <w:rPr>
+          <w:rFonts w:hint="eastAsia"/>
+        </w:rPr>
+        <w:t>IntersectP</w:t>
+      </w:r>
+      <w:proofErr w:type="spellEnd"/>
+      <w:r>
+        <w:rPr>
+          <w:rFonts w:hint="eastAsia"/>
+        </w:rPr>
+        <w:t xml:space="preserve"> </w:t>
+      </w:r>
+      <w:r>
+        <w:rPr>
+          <w:rFonts w:hint="eastAsia"/>
+        </w:rPr>
+        <w:t>判断是否与AABB相交</w:t>
+      </w:r>
+      <w:r>
+        <w:rPr>
+          <w:rFonts w:hint="eastAsia"/>
+        </w:rPr>
+        <w:t>，如果不相交则直接跳过该分支。如果相交且为叶子节点，则直接计算与物体的实际相交；若为内部节点，则递归地在左右两棵子树中继续寻找，并返回其中距离射线起点更近的那个相交点。</w:t>
       </w:r>
     </w:p>
     <w:p>
@@ -400,6 +611,7 @@
           <w:szCs w:val="32"/>
         </w:rPr>
       </w:pPr>
+      <w:proofErr w:type="gramStart"/>
       <w:r>
         <w:rPr>
           <w:rFonts w:hint="eastAsia"/>
@@ -408,16 +620,21 @@
           <w:sz w:val="28"/>
           <w:szCs w:val="32"/>
         </w:rPr>
-        <w:t>Scene::castRay_noBVH</w:t>
-      </w:r>
-      <w:r>
-        <w:rPr>
-          <w:rFonts w:hint="eastAsia"/>
+        <w:t>Scene::</w:t>
+      </w:r>
+      <w:proofErr w:type="spellStart"/>
+      <w:proofErr w:type="gramEnd"/>
+      <w:r>
+        <w:rPr>
+          <w:rFonts w:hint="eastAsia"/>
+          <w:b/>
+          <w:bCs/>
           <w:sz w:val="28"/>
           <w:szCs w:val="32"/>
         </w:rPr>
-        <w:t>( 为录屏已注释掉 )</w:t>
-      </w:r>
+        <w:t>castRay_noBVH</w:t>
+      </w:r>
+      <w:proofErr w:type="spellEnd"/>
     </w:p>
     <w:p>
       <w:pPr>
@@ -444,7 +661,21 @@
         <w:rPr>
           <w:rFonts w:hint="eastAsia"/>
         </w:rPr>
-        <w:t>：无BVH加速光线追踪求交及完整着色模型计算。</w:t>
+        <w:t>：无BVH加速</w:t>
+      </w:r>
+      <w:proofErr w:type="gramStart"/>
+      <w:r>
+        <w:rPr>
+          <w:rFonts w:hint="eastAsia"/>
+        </w:rPr>
+        <w:t>光线追踪求交及</w:t>
+      </w:r>
+      <w:proofErr w:type="gramEnd"/>
+      <w:r>
+        <w:rPr>
+          <w:rFonts w:hint="eastAsia"/>
+        </w:rPr>
+        <w:t>完整着色模型计算。</w:t>
       </w:r>
     </w:p>
     <w:p>
@@ -471,7 +702,35 @@
         <w:rPr>
           <w:rFonts w:hint="eastAsia"/>
         </w:rPr>
-        <w:t>：手动实装了线性遍历所有场景物体求取最近交点的逻辑运算。同时移植了完整的 Whitted-Style 光照着色代码。对于能反光的、折射的材质做递归的光线追踪；对于漫反射/高光材质根据Phong求解着色，在判断阴影时手动投射了一条 Shadow Ray，让不带 BVH 的 check 模式也能渲染出有阴影且正确的最终图像。</w:t>
+        <w:t>：</w:t>
+      </w:r>
+      <w:r>
+        <w:rPr>
+          <w:rFonts w:hint="eastAsia"/>
+        </w:rPr>
+        <w:t>除了改为暴力枚举以外</w:t>
+      </w:r>
+      <w:proofErr w:type="gramStart"/>
+      <w:r>
+        <w:rPr>
+          <w:rFonts w:hint="eastAsia"/>
+        </w:rPr>
+        <w:t>其他和</w:t>
+      </w:r>
+      <w:proofErr w:type="spellStart"/>
+      <w:proofErr w:type="gramEnd"/>
+      <w:r>
+        <w:rPr>
+          <w:rFonts w:hint="eastAsia"/>
+        </w:rPr>
+        <w:t>castRay</w:t>
+      </w:r>
+      <w:proofErr w:type="spellEnd"/>
+      <w:r>
+        <w:rPr>
+          <w:rFonts w:hint="eastAsia"/>
+        </w:rPr>
+        <w:t xml:space="preserve"> 无异</w:t>
       </w:r>
     </w:p>
     <w:sectPr>
@@ -1091,7 +1350,6 @@
   <w:style w:type="character" w:default="1" w:styleId="a0">
     <w:name w:val="Default Paragraph Font"/>
     <w:uiPriority w:val="1"/>
-    <w:semiHidden/>
     <w:unhideWhenUsed/>
   </w:style>
   <w:style w:type="table" w:default="1" w:styleId="a1">
